--- a/labs/day3/d3_shap_report_template.docx
+++ b/labs/day3/d3_shap_report_template.docx
@@ -7,7 +7,7 @@
         <w:pStyle w:val="Heading1"/>
       </w:pPr>
       <w:r>
-        <w:t>SHAP 해석서 — 바이어 1곳의 등급 이유(3일차 Step 7)</w:t>
+        <w:t>근거 메모 — 바이어 1곳의 등급 이유(3일차 실습 B-2)</w:t>
       </w:r>
     </w:p>
     <w:p>
@@ -17,7 +17,7 @@
           <w:color w:val="767676"/>
           <w:sz w:val="18"/>
         </w:rPr>
-        <w:t>파일 이름 d3_shap_memo__T조-번호.docx · A4 1장. P3-1 초안의 5칸을 칸별로 옮기고 ④ · ⑤는 사람이 고친다. AI에는 숫자 · 특성 이름 · 캡처만 넣고 데이터 파일은 올리지 않는다.</w:t>
+        <w:t>파일 이름 d3_shap_memo.md(이 양식을 쓰면 .docx) · A4 1장. 메모 프롬프트(B4)가 준 5칸을 칸별로 옮기고 ① · ④ · ⑤는 내 말로 고친다. 오늘 파일은 합성 데이터라 AI에 올려도 되지만, 회사 실데이터는 어떤 AI 도구에도 넣지 않는다.</w:t>
       </w:r>
     </w:p>
     <w:tbl>
@@ -70,7 +70,7 @@
               <w:rPr>
                 <w:b/>
               </w:rPr>
-              <w:t>예측 pd_30d</w:t>
+              <w:t>pd_30d / 등급 / 임계값 t</w:t>
             </w:r>
           </w:p>
         </w:tc>
@@ -85,36 +85,7 @@
                 <w:color w:val="767676"/>
                 <w:sz w:val="18"/>
               </w:rPr>
-            </w:r>
-          </w:p>
-        </w:tc>
-      </w:tr>
-      <w:tr>
-        <w:tc>
-          <w:tcPr>
-            <w:tcW w:type="dxa" w:w="2381"/>
-          </w:tcPr>
-          <w:p>
-            <w:r>
-              <w:rPr>
-                <w:b/>
-              </w:rPr>
-              <w:t>등급 / 임계값 t</w:t>
-            </w:r>
-          </w:p>
-        </w:tc>
-        <w:tc>
-          <w:tcPr>
-            <w:tcW w:type="dxa" w:w="4933"/>
-          </w:tcPr>
-          <w:p>
-            <w:r>
-              <w:rPr>
-                <w:i/>
-                <w:color w:val="767676"/>
-                <w:sz w:val="18"/>
-              </w:rPr>
-              <w:t>등급:            t:</w:t>
+              <w:t>pd_30d:        등급:        t:</w:t>
             </w:r>
           </w:p>
         </w:tc>
@@ -144,7 +115,7 @@
                 <w:color w:val="767676"/>
                 <w:sz w:val="18"/>
               </w:rPr>
-              <w:t>예: orange_xgb_sigmoid(내 워크플로)</w:t>
+              <w:t>예: day3_my_v1(내 LightGBM)</w:t>
             </w:r>
           </w:p>
         </w:tc>
@@ -159,7 +130,7 @@
               <w:rPr>
                 <w:b/>
               </w:rPr>
-              <w:t>기준값(base value)</w:t>
+              <w:t>전역 상위 특성</w:t>
             </w:r>
           </w:p>
         </w:tc>
@@ -174,7 +145,7 @@
                 <w:color w:val="767676"/>
                 <w:sz w:val="18"/>
               </w:rPr>
-              <w:t>Explain Prediction 화면의 값</w:t>
+              <w:t>평균 SHAP 절댓값 상위 8개의 한글 이름</w:t>
             </w:r>
           </w:p>
         </w:tc>
@@ -204,7 +175,7 @@
                 <w:color w:val="767676"/>
                 <w:sz w:val="18"/>
               </w:rPr>
-              <w:t>작성: T조-번호 · 확인:</w:t>
+              <w:t>작성:            확인:</w:t>
             </w:r>
           </w:p>
         </w:tc>
@@ -225,7 +196,7 @@
           <w:color w:val="767676"/>
           <w:sz w:val="18"/>
         </w:rPr>
-        <w:t>등급과 권고 하나만 — 현행 유지 / 조건 강화 / 신규 O/A 중단 검토 중 하나.</w:t>
+        <w:t>현행 유지 / 조건 강화 / 신규 O/A 중단 검토 중 하나만. AI 초안을 내 말로 고친다.</w:t>
       </w:r>
     </w:p>
     <w:p/>
@@ -234,7 +205,7 @@
         <w:pStyle w:val="Heading2"/>
       </w:pPr>
       <w:r>
-        <w:t>② 위험을 올린 요인 Top3</w:t>
+        <w:t>② 위험을 올린 요인 3</w:t>
       </w:r>
     </w:p>
     <w:p>
@@ -244,7 +215,7 @@
           <w:color w:val="767676"/>
           <w:sz w:val="18"/>
         </w:rPr>
-        <w:t>+ 기여만, 절댓값이 큰 순서. 숫자는 화면 그대로.</w:t>
+        <w:t>+ 기여만, 절댓값이 큰 순서. 숫자는 기여 표 그대로(한글명 – 값 – 기여 – 업무 해석).</w:t>
       </w:r>
     </w:p>
     <w:tbl>
@@ -309,7 +280,7 @@
               <w:rPr>
                 <w:b/>
               </w:rPr>
-              <w:t>업무 언어 해석(1줄)</w:t>
+              <w:t>업무 해석(1줄)</w:t>
             </w:r>
           </w:p>
         </w:tc>
@@ -398,7 +369,7 @@
         <w:pStyle w:val="Heading2"/>
       </w:pPr>
       <w:r>
-        <w:t>③ 위험을 낮춘 요인 Top2</w:t>
+        <w:t>③ 위험을 낮춘 요인 2</w:t>
       </w:r>
     </w:p>
     <w:p>
@@ -473,7 +444,7 @@
               <w:rPr>
                 <w:b/>
               </w:rPr>
-              <w:t>업무 언어 해석(1줄)</w:t>
+              <w:t>업무 해석(1줄)</w:t>
             </w:r>
           </w:p>
         </w:tc>
@@ -536,7 +507,7 @@
         <w:pStyle w:val="Heading2"/>
       </w:pPr>
       <w:r>
-        <w:t>④ 사람이 확인할 것 3가지</w:t>
+        <w:t>④ 사람이 확인할 것 3</w:t>
       </w:r>
     </w:p>
     <w:p>
@@ -579,7 +550,7 @@
           <w:color w:val="767676"/>
           <w:sz w:val="18"/>
         </w:rPr>
-        <w:t>(a) SHAP은 모델이 어떻게 판단했는지이지 원인이 아니다 (b) 학습 데이터는 합성 데이터다 (c) 입력 재무 데이터가 조작되면 모델도 속는다.</w:t>
+        <w:t>(a) SHAP은 모델이 어떻게 판단했는지이지 원인이 아니다 (b) 합성 데이터 150곳이다 (c) 신규 바이어 · 조작된 재무제표에는 모델이 늦게 반응한다.</w:t>
       </w:r>
     </w:p>
     <w:p>
@@ -602,7 +573,7 @@
         <w:pStyle w:val="Heading2"/>
       </w:pPr>
       <w:r>
-        <w:t>캡처 1 — 전역 설명</w:t>
+        <w:t>그림 1 — 전역 설명</w:t>
       </w:r>
     </w:p>
     <w:tbl>
@@ -629,7 +600,7 @@
                 <w:color w:val="767676"/>
                 <w:sz w:val="18"/>
               </w:rPr>
-              <w:t>Explain Model · Target class 1 · 상위 10개 특성 그림 — 그림을 여기에 붙인다(Ctrl+V)</w:t>
+              <w:t>평균 |SHAP| 상위 10 막대(전역 그림 PNG) — 그림을 여기에 붙인다(Ctrl+V)</w:t>
             </w:r>
           </w:p>
         </w:tc>
@@ -640,7 +611,7 @@
         <w:pStyle w:val="Heading2"/>
       </w:pPr>
       <w:r>
-        <w:t>캡처 2 — 개별 설명</w:t>
+        <w:t>그림 2 — 개별 설명</w:t>
       </w:r>
     </w:p>
     <w:tbl>
@@ -667,7 +638,7 @@
                 <w:color w:val="767676"/>
                 <w:sz w:val="18"/>
               </w:rPr>
-              <w:t>Explain Prediction · 이 바이어(기준값 · 예측 · 특성별 막대) — 그림을 여기에 붙인다(Ctrl+V)</w:t>
+              <w:t>이 바이어의 워터폴(기준값 → 특성별 기여 → 최종 확률 PNG) — 그림을 여기에 붙인다(Ctrl+V)</w:t>
             </w:r>
           </w:p>
         </w:tc>
